--- a/resume/metanet/exports/TECHNICAL_OVERVIEW.docx
+++ b/resume/metanet/exports/TECHNICAL_OVERVIEW.docx
@@ -76,7 +76,7 @@
         <w:t xml:space="preserve">기간</w:t>
       </w:r>
       <w:r>
-        <w:t xml:space="preserve">: 2019.12 ~ 2021.08 (1년 9개월)</w:t>
+        <w:t xml:space="preserve">: 2020.08 ~ 2021.10 (1년 3개월)</w:t>
       </w:r>
       <w:r>
         <w:t xml:space="preserve"> </w:t>
